--- a/Security And Ergonomic Settings.docx
+++ b/Security And Ergonomic Settings.docx
@@ -1,6 +1,6 @@
 
 <file path=word/document.xml><?xml version="1.0" encoding="utf-8"?>
-<w:document xmlns:wpc="http://schemas.microsoft.com/office/word/2010/wordprocessingCanvas" xmlns:mc="http://schemas.openxmlformats.org/markup-compatibility/2006" xmlns:o="urn:schemas-microsoft-com:office:office" xmlns:r="http://schemas.openxmlformats.org/officeDocument/2006/relationships" xmlns:m="http://schemas.openxmlformats.org/officeDocument/2006/math" xmlns:v="urn:schemas-microsoft-com:vml" xmlns:wp14="http://schemas.microsoft.com/office/word/2010/wordprocessingDrawing" xmlns:wp="http://schemas.openxmlformats.org/drawingml/2006/wordprocessingDrawing" xmlns:w10="urn:schemas-microsoft-com:office:word" xmlns:w="http://schemas.openxmlformats.org/wordprocessingml/2006/main" xmlns:w14="http://schemas.microsoft.com/office/word/2010/wordml" xmlns:w15="http://schemas.microsoft.com/office/word/2012/wordml" xmlns:wpg="http://schemas.microsoft.com/office/word/2010/wordprocessingGroup" xmlns:wpi="http://schemas.microsoft.com/office/word/2010/wordprocessingInk" xmlns:wne="http://schemas.microsoft.com/office/word/2006/wordml" xmlns:wps="http://schemas.microsoft.com/office/word/2010/wordprocessingShape" mc:Ignorable="w14 w15 wp14">
+<w:document xmlns:wpc="http://schemas.microsoft.com/office/word/2010/wordprocessingCanvas" xmlns:cx="http://schemas.microsoft.com/office/drawing/2014/chartex" xmlns:mc="http://schemas.openxmlformats.org/markup-compatibility/2006" xmlns:o="urn:schemas-microsoft-com:office:office" xmlns:r="http://schemas.openxmlformats.org/officeDocument/2006/relationships" xmlns:m="http://schemas.openxmlformats.org/officeDocument/2006/math" xmlns:v="urn:schemas-microsoft-com:vml" xmlns:wp14="http://schemas.microsoft.com/office/word/2010/wordprocessingDrawing" xmlns:wp="http://schemas.openxmlformats.org/drawingml/2006/wordprocessingDrawing" xmlns:w10="urn:schemas-microsoft-com:office:word" xmlns:w="http://schemas.openxmlformats.org/wordprocessingml/2006/main" xmlns:w14="http://schemas.microsoft.com/office/word/2010/wordml" xmlns:w15="http://schemas.microsoft.com/office/word/2012/wordml" xmlns:w16se="http://schemas.microsoft.com/office/word/2015/wordml/symex" xmlns:wpg="http://schemas.microsoft.com/office/word/2010/wordprocessingGroup" xmlns:wpi="http://schemas.microsoft.com/office/word/2010/wordprocessingInk" xmlns:wne="http://schemas.microsoft.com/office/word/2006/wordml" xmlns:wps="http://schemas.microsoft.com/office/word/2010/wordprocessingShape" mc:Ignorable="w14 w15 w16se wp14">
   <w:body>
     <w:p>
       <w:pPr>
@@ -99,24 +99,31 @@
         </w:rPr>
         <w:t>This section presents a detailed explanation of the implementation of security measures, ethical considerations, and digital health practices within the Digital Team Hub project. Beyond simply describing the applied methods, this section aims to highlight their importance in ensuring a safe, responsible, and efficient collaborative environment for all team members.</w:t>
       </w:r>
+    </w:p>
+    <w:p>
+      <w:pPr>
+        <w:pStyle w:val="paragraph"/>
+        <w:textAlignment w:val="baseline"/>
+        <w:rPr>
+          <w:sz w:val="28"/>
+          <w:szCs w:val="28"/>
+        </w:rPr>
+      </w:pPr>
+      <w:r>
+        <w:rPr>
+          <w:sz w:val="28"/>
+          <w:szCs w:val="28"/>
+        </w:rPr>
+        <w:t>In the context of modern digital collaboration, teams often rely heavily on online platforms such as cloud storage systems, version control tools, and communication applications. While these technologies increase productivity and convenience, they also introduce potential risks related to data</w:t>
+      </w:r>
       <w:bookmarkStart w:id="0" w:name="_GoBack"/>
       <w:bookmarkEnd w:id="0"/>
-    </w:p>
-    <w:p>
-      <w:pPr>
-        <w:pStyle w:val="paragraph"/>
-        <w:textAlignment w:val="baseline"/>
-        <w:rPr>
-          <w:sz w:val="28"/>
-          <w:szCs w:val="28"/>
-        </w:rPr>
-      </w:pPr>
-      <w:r>
-        <w:rPr>
-          <w:sz w:val="28"/>
-          <w:szCs w:val="28"/>
-        </w:rPr>
-        <w:t>In the context of modern digital collaboration, teams often rely heavily on online platforms such as cloud storage systems, version control tools, and communication applications. While these technologies increase productivity and convenience, they also introduce potential risks related to data breaches, unauthorized access, and misuse of information. Therefore, implementing robust security measures is essential to protect both individual and team data.</w:t>
+      <w:r>
+        <w:rPr>
+          <w:sz w:val="28"/>
+          <w:szCs w:val="28"/>
+        </w:rPr>
+        <w:t xml:space="preserve"> breaches, unauthorized access, and misuse of information. Therefore, implementing robust security measures is essential to protect both individual and team data.</w:t>
       </w:r>
     </w:p>
     <w:p>
@@ -827,14 +834,7 @@
           <w:sz w:val="28"/>
           <w:szCs w:val="28"/>
         </w:rPr>
-        <w:t xml:space="preserve">Objective: </w:t>
-      </w:r>
-      <w:r>
-        <w:rPr>
-          <w:sz w:val="28"/>
-          <w:szCs w:val="28"/>
-        </w:rPr>
-        <w:t>The purpose of establishing a password policy is to create a standardized approach to password creation and management, thereby minimizing vulnerabilities caused by weak or reused passwords.</w:t>
+        <w:t>Objective: The purpose of establishing a password policy is to create a standardized approach to password creation and management, thereby minimizing vulnerabilities caused by weak or reused passwords.</w:t>
       </w:r>
     </w:p>
     <w:p>
@@ -874,14 +874,7 @@
           <w:sz w:val="28"/>
           <w:szCs w:val="28"/>
         </w:rPr>
-        <w:t>Password length must be between 8–12 characters (or longer when possible for increased security)</w:t>
-      </w:r>
-      <w:r>
-        <w:rPr>
-          <w:sz w:val="28"/>
-          <w:szCs w:val="28"/>
-        </w:rPr>
-        <w:t>.</w:t>
+        <w:t>Password length must be between 8–12 characters (or longer when possible for increased security).</w:t>
       </w:r>
     </w:p>
     <w:p>
@@ -902,70 +895,7 @@
           <w:sz w:val="28"/>
           <w:szCs w:val="28"/>
         </w:rPr>
-        <w:t>Passwords must include:</w:t>
-      </w:r>
-      <w:r>
-        <w:rPr>
-          <w:sz w:val="28"/>
-          <w:szCs w:val="28"/>
-        </w:rPr>
-        <w:t xml:space="preserve"> </w:t>
-      </w:r>
-      <w:r>
-        <w:rPr>
-          <w:sz w:val="28"/>
-          <w:szCs w:val="28"/>
-        </w:rPr>
-        <w:t>Uppercase letters</w:t>
-      </w:r>
-      <w:r>
-        <w:rPr>
-          <w:sz w:val="28"/>
-          <w:szCs w:val="28"/>
-        </w:rPr>
-        <w:t>, l</w:t>
-      </w:r>
-      <w:r>
-        <w:rPr>
-          <w:sz w:val="28"/>
-          <w:szCs w:val="28"/>
-        </w:rPr>
-        <w:t>owercase letters</w:t>
-      </w:r>
-      <w:r>
-        <w:rPr>
-          <w:sz w:val="28"/>
-          <w:szCs w:val="28"/>
-        </w:rPr>
-        <w:t>, n</w:t>
-      </w:r>
-      <w:r>
-        <w:rPr>
-          <w:sz w:val="28"/>
-          <w:szCs w:val="28"/>
-        </w:rPr>
-        <w:t>umbers</w:t>
-      </w:r>
-      <w:r>
-        <w:rPr>
-          <w:sz w:val="28"/>
-          <w:szCs w:val="28"/>
-        </w:rPr>
-        <w:t>, s</w:t>
-      </w:r>
-      <w:r>
-        <w:rPr>
-          <w:sz w:val="28"/>
-          <w:szCs w:val="28"/>
-        </w:rPr>
-        <w:t>pecial characters (e.g., @, #, $, %)</w:t>
-      </w:r>
-      <w:r>
-        <w:rPr>
-          <w:sz w:val="28"/>
-          <w:szCs w:val="28"/>
-        </w:rPr>
-        <w:t>.</w:t>
+        <w:t>Passwords must include: Uppercase letters, lowercase letters, numbers, special characters (e.g., @, #, $, %).</w:t>
       </w:r>
     </w:p>
     <w:p>
@@ -986,14 +916,7 @@
           <w:sz w:val="28"/>
           <w:szCs w:val="28"/>
         </w:rPr>
-        <w:t>Password reuse is strictly prohibited</w:t>
-      </w:r>
-      <w:r>
-        <w:rPr>
-          <w:sz w:val="28"/>
-          <w:szCs w:val="28"/>
-        </w:rPr>
-        <w:t>.</w:t>
+        <w:t>Password reuse is strictly prohibited.</w:t>
       </w:r>
     </w:p>
     <w:p>
@@ -1014,14 +937,7 @@
           <w:sz w:val="28"/>
           <w:szCs w:val="28"/>
         </w:rPr>
-        <w:t>Passwords must be updated every 60–90 days</w:t>
-      </w:r>
-      <w:r>
-        <w:rPr>
-          <w:sz w:val="28"/>
-          <w:szCs w:val="28"/>
-        </w:rPr>
-        <w:t>.</w:t>
+        <w:t>Passwords must be updated every 60–90 days.</w:t>
       </w:r>
     </w:p>
     <w:p>
@@ -1042,14 +958,7 @@
           <w:sz w:val="28"/>
           <w:szCs w:val="28"/>
         </w:rPr>
-        <w:t>Avoid using personal information such as names or birthdays</w:t>
-      </w:r>
-      <w:r>
-        <w:rPr>
-          <w:sz w:val="28"/>
-          <w:szCs w:val="28"/>
-        </w:rPr>
-        <w:t>.</w:t>
+        <w:t>Avoid using personal information such as names or birthdays.</w:t>
       </w:r>
     </w:p>
     <w:p>
@@ -1070,14 +979,7 @@
           <w:sz w:val="28"/>
           <w:szCs w:val="28"/>
         </w:rPr>
-        <w:t>Use passphrases instead of simple passwords for better memorability and strength</w:t>
-      </w:r>
-      <w:r>
-        <w:rPr>
-          <w:sz w:val="28"/>
-          <w:szCs w:val="28"/>
-        </w:rPr>
-        <w:t>.</w:t>
+        <w:t>Use passphrases instead of simple passwords for better memorability and strength.</w:t>
       </w:r>
     </w:p>
     <w:p>
@@ -1098,14 +1000,39 @@
           <w:sz w:val="28"/>
           <w:szCs w:val="28"/>
         </w:rPr>
-        <w:t>Utilize password managers (e.g., LastPass, Bitwarden) to securely store credentials</w:t>
-      </w:r>
-      <w:r>
-        <w:rPr>
-          <w:sz w:val="28"/>
-          <w:szCs w:val="28"/>
-        </w:rPr>
-        <w:t>.</w:t>
+        <w:t xml:space="preserve">Utilize password managers (e.g., </w:t>
+      </w:r>
+      <w:proofErr w:type="spellStart"/>
+      <w:r>
+        <w:rPr>
+          <w:sz w:val="28"/>
+          <w:szCs w:val="28"/>
+        </w:rPr>
+        <w:t>LastPass</w:t>
+      </w:r>
+      <w:proofErr w:type="spellEnd"/>
+      <w:r>
+        <w:rPr>
+          <w:sz w:val="28"/>
+          <w:szCs w:val="28"/>
+        </w:rPr>
+        <w:t xml:space="preserve">, </w:t>
+      </w:r>
+      <w:proofErr w:type="spellStart"/>
+      <w:r>
+        <w:rPr>
+          <w:sz w:val="28"/>
+          <w:szCs w:val="28"/>
+        </w:rPr>
+        <w:t>Bitwarden</w:t>
+      </w:r>
+      <w:proofErr w:type="spellEnd"/>
+      <w:r>
+        <w:rPr>
+          <w:sz w:val="28"/>
+          <w:szCs w:val="28"/>
+        </w:rPr>
+        <w:t>) to securely store credentials.</w:t>
       </w:r>
     </w:p>
     <w:p>
@@ -1126,14 +1053,7 @@
           <w:sz w:val="28"/>
           <w:szCs w:val="28"/>
         </w:rPr>
-        <w:t>Enable alerts for suspicious login activity</w:t>
-      </w:r>
-      <w:r>
-        <w:rPr>
-          <w:sz w:val="28"/>
-          <w:szCs w:val="28"/>
-        </w:rPr>
-        <w:t>.</w:t>
+        <w:t>Enable alerts for suspicious login activity.</w:t>
       </w:r>
     </w:p>
     <w:p>
@@ -1536,7 +1456,6 @@
         <w:spacing w:before="0" w:beforeAutospacing="0" w:after="0" w:afterAutospacing="0"/>
         <w:textAlignment w:val="baseline"/>
         <w:rPr>
-          <w:rStyle w:val="eop"/>
           <w:sz w:val="28"/>
           <w:szCs w:val="28"/>
         </w:rPr>
@@ -1591,11 +1510,56 @@
       </w:pPr>
       <w:r>
         <w:rPr>
+          <w:rStyle w:val="eop"/>
+          <w:sz w:val="28"/>
+          <w:szCs w:val="28"/>
+        </w:rPr>
+        <w:t> </w:t>
+      </w:r>
+    </w:p>
+    <w:p>
+      <w:pPr>
+        <w:pStyle w:val="paragraph"/>
+        <w:spacing w:before="0" w:beforeAutospacing="0" w:after="0" w:afterAutospacing="0"/>
+        <w:textAlignment w:val="baseline"/>
+        <w:rPr>
+          <w:rStyle w:val="normaltextrun"/>
+          <w:b/>
+          <w:bCs/>
+          <w:sz w:val="28"/>
+          <w:szCs w:val="28"/>
+          <w:lang w:val="vi-VN"/>
+        </w:rPr>
+      </w:pPr>
+      <w:r>
+        <w:rPr>
+          <w:rStyle w:val="normaltextrun"/>
+          <w:b/>
+          <w:bCs/>
+          <w:sz w:val="28"/>
+          <w:szCs w:val="28"/>
+          <w:lang w:val="vi-VN"/>
+        </w:rPr>
+        <w:t>Member 1: Tuong Vy</w:t>
+      </w:r>
+    </w:p>
+    <w:p>
+      <w:pPr>
+        <w:pStyle w:val="paragraph"/>
+        <w:spacing w:before="0" w:beforeAutospacing="0" w:after="0" w:afterAutospacing="0"/>
+        <w:textAlignment w:val="baseline"/>
+        <w:rPr>
+          <w:sz w:val="18"/>
+          <w:szCs w:val="18"/>
+        </w:rPr>
+      </w:pPr>
+      <w:r>
+        <w:rPr>
           <w:noProof/>
         </w:rPr>
         <w:lastRenderedPageBreak/>
         <w:drawing>
-          <wp:inline distT="0" distB="0" distL="0" distR="0" wp14:anchorId="154F1B10" wp14:editId="2C3D4C48">
+          <wp:inline distT="0" distB="0" distL="0" distR="0" wp14:anchorId="264E17FD" wp14:editId="1CFAFFF5">
             <wp:extent cx="4467225" cy="5581650"/>
             <wp:effectExtent l="0" t="0" r="9525" b="0"/>
             <wp:docPr id="5" name="Picture 5"/>
@@ -1630,6 +1594,14 @@
           </wp:inline>
         </w:drawing>
       </w:r>
+      <w:r>
+        <w:rPr>
+          <w:rStyle w:val="eop"/>
+          <w:sz w:val="28"/>
+          <w:szCs w:val="28"/>
+        </w:rPr>
+        <w:t> </w:t>
+      </w:r>
     </w:p>
     <w:p>
       <w:pPr>
@@ -1643,6 +1615,26 @@
       </w:pPr>
       <w:r>
         <w:rPr>
+          <w:rStyle w:val="normaltextrun"/>
+          <w:b/>
+          <w:bCs/>
+          <w:sz w:val="28"/>
+          <w:szCs w:val="28"/>
+          <w:lang w:val="vi-VN"/>
+        </w:rPr>
+        <w:t>Observation</w:t>
+      </w:r>
+      <w:r>
+        <w:rPr>
+          <w:rStyle w:val="normaltextrun"/>
+          <w:sz w:val="28"/>
+          <w:szCs w:val="28"/>
+          <w:lang w:val="vi-VN"/>
+        </w:rPr>
+        <w:t>: The member is using a desktop monitor placed slightly below eye level. The sitting posture shows a slight forward lean while writing notes.</w:t>
+      </w:r>
+      <w:r>
+        <w:rPr>
           <w:rStyle w:val="eop"/>
           <w:sz w:val="28"/>
           <w:szCs w:val="28"/>
@@ -1669,7 +1661,16 @@
           <w:szCs w:val="28"/>
           <w:lang w:val="vi-VN"/>
         </w:rPr>
-        <w:t>Member 1: Tuong Vy</w:t>
+        <w:t> Issues Identified</w:t>
+      </w:r>
+      <w:r>
+        <w:rPr>
+          <w:rStyle w:val="normaltextrun"/>
+          <w:sz w:val="28"/>
+          <w:szCs w:val="28"/>
+          <w:lang w:val="vi-VN"/>
+        </w:rPr>
+        <w:t>: Neck bending downward may cause strain; writing posture not fully supported.</w:t>
       </w:r>
       <w:r>
         <w:rPr>
@@ -1699,16 +1700,16 @@
           <w:szCs w:val="28"/>
           <w:lang w:val="vi-VN"/>
         </w:rPr>
-        <w:t>Observation</w:t>
-      </w:r>
-      <w:r>
-        <w:rPr>
-          <w:rStyle w:val="normaltextrun"/>
-          <w:sz w:val="28"/>
-          <w:szCs w:val="28"/>
-          <w:lang w:val="vi-VN"/>
-        </w:rPr>
-        <w:t>: The member is using a desktop monitor placed slightly below eye level. The sitting posture shows a slight forward lean while writing notes.</w:t>
+        <w:t> Improvements Suggested</w:t>
+      </w:r>
+      <w:r>
+        <w:rPr>
+          <w:rStyle w:val="normaltextrun"/>
+          <w:sz w:val="28"/>
+          <w:szCs w:val="28"/>
+          <w:lang w:val="vi-VN"/>
+        </w:rPr>
+        <w:t>: Raise monitor height to eye level and maintain a straight back posture while working.</w:t>
       </w:r>
       <w:r>
         <w:rPr>
@@ -1731,6 +1732,26 @@
       </w:pPr>
       <w:r>
         <w:rPr>
+          <w:rStyle w:val="eop"/>
+          <w:sz w:val="28"/>
+          <w:szCs w:val="28"/>
+        </w:rPr>
+        <w:t> </w:t>
+      </w:r>
+    </w:p>
+    <w:p>
+      <w:pPr>
+        <w:pStyle w:val="paragraph"/>
+        <w:spacing w:before="0" w:beforeAutospacing="0" w:after="0" w:afterAutospacing="0"/>
+        <w:textAlignment w:val="baseline"/>
+        <w:rPr>
+          <w:rStyle w:val="eop"/>
+          <w:sz w:val="28"/>
+          <w:szCs w:val="28"/>
+        </w:rPr>
+      </w:pPr>
+      <w:r>
+        <w:rPr>
           <w:rStyle w:val="normaltextrun"/>
           <w:b/>
           <w:bCs/>
@@ -1738,16 +1759,7 @@
           <w:szCs w:val="28"/>
           <w:lang w:val="vi-VN"/>
         </w:rPr>
-        <w:t> Issues Identified</w:t>
-      </w:r>
-      <w:r>
-        <w:rPr>
-          <w:rStyle w:val="normaltextrun"/>
-          <w:sz w:val="28"/>
-          <w:szCs w:val="28"/>
-          <w:lang w:val="vi-VN"/>
-        </w:rPr>
-        <w:t>: Neck bending downward may cause strain; writing posture not fully supported.</w:t>
+        <w:t>Member 2: Ngoc Huyen</w:t>
       </w:r>
       <w:r>
         <w:rPr>
@@ -1770,58 +1782,11 @@
       </w:pPr>
       <w:r>
         <w:rPr>
-          <w:rStyle w:val="normaltextrun"/>
-          <w:b/>
-          <w:bCs/>
-          <w:sz w:val="28"/>
-          <w:szCs w:val="28"/>
-          <w:lang w:val="vi-VN"/>
-        </w:rPr>
-        <w:t> Improvements Suggested</w:t>
-      </w:r>
-      <w:r>
-        <w:rPr>
-          <w:rStyle w:val="normaltextrun"/>
-          <w:sz w:val="28"/>
-          <w:szCs w:val="28"/>
-          <w:lang w:val="vi-VN"/>
-        </w:rPr>
-        <w:t>: Raise monitor height to eye level and maintain a straight back posture while working.</w:t>
-      </w:r>
-      <w:r>
-        <w:rPr>
-          <w:rStyle w:val="eop"/>
-          <w:sz w:val="28"/>
-          <w:szCs w:val="28"/>
-        </w:rPr>
-        <w:t> </w:t>
-      </w:r>
-    </w:p>
-    <w:p>
-      <w:pPr>
-        <w:pStyle w:val="paragraph"/>
-        <w:spacing w:before="0" w:beforeAutospacing="0" w:after="0" w:afterAutospacing="0"/>
-        <w:textAlignment w:val="baseline"/>
-        <w:rPr>
-          <w:sz w:val="18"/>
-          <w:szCs w:val="18"/>
-        </w:rPr>
-      </w:pPr>
-      <w:r>
-        <w:rPr>
-          <w:rStyle w:val="eop"/>
-          <w:sz w:val="28"/>
-          <w:szCs w:val="28"/>
+          <w:noProof/>
         </w:rPr>
         <w:lastRenderedPageBreak/>
-        <w:t> </w:t>
-      </w:r>
-      <w:r>
-        <w:rPr>
-          <w:noProof/>
-        </w:rPr>
         <w:drawing>
-          <wp:inline distT="0" distB="0" distL="0" distR="0" wp14:anchorId="0FF931E3" wp14:editId="3314461B">
+          <wp:inline distT="0" distB="0" distL="0" distR="0" wp14:anchorId="68C48983" wp14:editId="56DC53C2">
             <wp:extent cx="4581525" cy="5133975"/>
             <wp:effectExtent l="0" t="0" r="9525" b="9525"/>
             <wp:docPr id="6" name="Picture 6"/>
@@ -1876,7 +1841,16 @@
           <w:szCs w:val="28"/>
           <w:lang w:val="vi-VN"/>
         </w:rPr>
-        <w:t>Member 2: Ngoc Huyen</w:t>
+        <w:t>Observation</w:t>
+      </w:r>
+      <w:r>
+        <w:rPr>
+          <w:rStyle w:val="normaltextrun"/>
+          <w:sz w:val="28"/>
+          <w:szCs w:val="28"/>
+          <w:lang w:val="vi-VN"/>
+        </w:rPr>
+        <w:t>: The member is working on a laptop in a café-like environment with moderate lighting. Posture is relatively upright but slightly hunched forward.</w:t>
       </w:r>
       <w:r>
         <w:rPr>
@@ -1906,16 +1880,16 @@
           <w:szCs w:val="28"/>
           <w:lang w:val="vi-VN"/>
         </w:rPr>
-        <w:t>Observation</w:t>
-      </w:r>
-      <w:r>
-        <w:rPr>
-          <w:rStyle w:val="normaltextrun"/>
-          <w:sz w:val="28"/>
-          <w:szCs w:val="28"/>
-          <w:lang w:val="vi-VN"/>
-        </w:rPr>
-        <w:t>: The member is working on a laptop in a café-like environment with moderate lighting. Posture is relatively upright but slightly hunched forward.</w:t>
+        <w:t>Issues Identified: </w:t>
+      </w:r>
+      <w:r>
+        <w:rPr>
+          <w:rStyle w:val="normaltextrun"/>
+          <w:sz w:val="28"/>
+          <w:szCs w:val="28"/>
+          <w:lang w:val="vi-VN"/>
+        </w:rPr>
+        <w:t>Laptop screen too low leading to neck strain; prolonged sitting without back support.</w:t>
       </w:r>
       <w:r>
         <w:rPr>
@@ -1945,16 +1919,16 @@
           <w:szCs w:val="28"/>
           <w:lang w:val="vi-VN"/>
         </w:rPr>
-        <w:t>Issues Identified: </w:t>
-      </w:r>
-      <w:r>
-        <w:rPr>
-          <w:rStyle w:val="normaltextrun"/>
-          <w:sz w:val="28"/>
-          <w:szCs w:val="28"/>
-          <w:lang w:val="vi-VN"/>
-        </w:rPr>
-        <w:t>Laptop screen too low leading to neck strain; prolonged sitting without back support.</w:t>
+        <w:t>Improvements Suggested:</w:t>
+      </w:r>
+      <w:r>
+        <w:rPr>
+          <w:rStyle w:val="normaltextrun"/>
+          <w:sz w:val="28"/>
+          <w:szCs w:val="28"/>
+          <w:lang w:val="vi-VN"/>
+        </w:rPr>
+        <w:t> Use a laptop stand and external keyboard; ensure back support while sitting.</w:t>
       </w:r>
       <w:r>
         <w:rPr>
@@ -1977,26 +1951,6 @@
       </w:pPr>
       <w:r>
         <w:rPr>
-          <w:rStyle w:val="normaltextrun"/>
-          <w:b/>
-          <w:bCs/>
-          <w:sz w:val="28"/>
-          <w:szCs w:val="28"/>
-          <w:lang w:val="vi-VN"/>
-        </w:rPr>
-        <w:t>Improvements Suggested:</w:t>
-      </w:r>
-      <w:r>
-        <w:rPr>
-          <w:rStyle w:val="normaltextrun"/>
-          <w:sz w:val="28"/>
-          <w:szCs w:val="28"/>
-          <w:lang w:val="vi-VN"/>
-        </w:rPr>
-        <w:t> Use a laptop stand and external keyboard; ensure back support while sitting.</w:t>
-      </w:r>
-      <w:r>
-        <w:rPr>
           <w:rStyle w:val="eop"/>
           <w:sz w:val="28"/>
           <w:szCs w:val="28"/>
@@ -2014,6 +1968,29 @@
           <w:szCs w:val="18"/>
         </w:rPr>
       </w:pPr>
+    </w:p>
+    <w:p>
+      <w:pPr>
+        <w:pStyle w:val="paragraph"/>
+        <w:spacing w:before="0" w:beforeAutospacing="0" w:after="0" w:afterAutospacing="0"/>
+        <w:textAlignment w:val="baseline"/>
+        <w:rPr>
+          <w:rStyle w:val="eop"/>
+          <w:sz w:val="28"/>
+          <w:szCs w:val="28"/>
+        </w:rPr>
+      </w:pPr>
+      <w:r>
+        <w:rPr>
+          <w:rStyle w:val="normaltextrun"/>
+          <w:b/>
+          <w:bCs/>
+          <w:sz w:val="28"/>
+          <w:szCs w:val="28"/>
+          <w:lang w:val="vi-VN"/>
+        </w:rPr>
+        <w:t>Member 3: Nhu Y</w:t>
+      </w:r>
       <w:r>
         <w:rPr>
           <w:rStyle w:val="eop"/>
@@ -2035,19 +2012,11 @@
       </w:pPr>
       <w:r>
         <w:rPr>
-          <w:rStyle w:val="eop"/>
-          <w:sz w:val="28"/>
-          <w:szCs w:val="28"/>
+          <w:noProof/>
         </w:rPr>
         <w:lastRenderedPageBreak/>
-        <w:t> </w:t>
-      </w:r>
-      <w:r>
-        <w:rPr>
-          <w:noProof/>
-        </w:rPr>
         <w:drawing>
-          <wp:inline distT="0" distB="0" distL="0" distR="0" wp14:anchorId="6D7841A3" wp14:editId="44E951A8">
+          <wp:inline distT="0" distB="0" distL="0" distR="0" wp14:anchorId="734E0EBC" wp14:editId="149833F7">
             <wp:extent cx="3048000" cy="3876675"/>
             <wp:effectExtent l="0" t="0" r="0" b="9525"/>
             <wp:docPr id="7" name="Picture 7"/>
@@ -2102,7 +2071,16 @@
           <w:szCs w:val="28"/>
           <w:lang w:val="vi-VN"/>
         </w:rPr>
-        <w:t>Member 3: Nhu Y</w:t>
+        <w:t>Observation</w:t>
+      </w:r>
+      <w:r>
+        <w:rPr>
+          <w:rStyle w:val="normaltextrun"/>
+          <w:sz w:val="28"/>
+          <w:szCs w:val="28"/>
+          <w:lang w:val="vi-VN"/>
+        </w:rPr>
+        <w:t>: The member is seated in a computer lab using a laptop placed on a desk. Posture is slightly leaned forward with arms resting on the desk.</w:t>
       </w:r>
       <w:r>
         <w:rPr>
@@ -2132,16 +2110,16 @@
           <w:szCs w:val="28"/>
           <w:lang w:val="vi-VN"/>
         </w:rPr>
-        <w:t>Observation</w:t>
-      </w:r>
-      <w:r>
-        <w:rPr>
-          <w:rStyle w:val="normaltextrun"/>
-          <w:sz w:val="28"/>
-          <w:szCs w:val="28"/>
-          <w:lang w:val="vi-VN"/>
-        </w:rPr>
-        <w:t>: The member is seated in a computer lab using a laptop placed on a desk. Posture is slightly leaned forward with arms resting on the desk.</w:t>
+        <w:t>Issues Identified</w:t>
+      </w:r>
+      <w:r>
+        <w:rPr>
+          <w:rStyle w:val="normaltextrun"/>
+          <w:sz w:val="28"/>
+          <w:szCs w:val="28"/>
+          <w:lang w:val="vi-VN"/>
+        </w:rPr>
+        <w:t>: Screen height is low; chair does not fully support ergonomic posture.</w:t>
       </w:r>
       <w:r>
         <w:rPr>
@@ -2171,16 +2149,16 @@
           <w:szCs w:val="28"/>
           <w:lang w:val="vi-VN"/>
         </w:rPr>
-        <w:t>Issues Identified</w:t>
-      </w:r>
-      <w:r>
-        <w:rPr>
-          <w:rStyle w:val="normaltextrun"/>
-          <w:sz w:val="28"/>
-          <w:szCs w:val="28"/>
-          <w:lang w:val="vi-VN"/>
-        </w:rPr>
-        <w:t>: Screen height is low; chair does not fully support ergonomic posture.</w:t>
+        <w:t>Improvements Suggested</w:t>
+      </w:r>
+      <w:r>
+        <w:rPr>
+          <w:rStyle w:val="normaltextrun"/>
+          <w:sz w:val="28"/>
+          <w:szCs w:val="28"/>
+          <w:lang w:val="vi-VN"/>
+        </w:rPr>
+        <w:t>: Adjust chair height and keep screen closer to eye level; maintain neutral wrist position.</w:t>
       </w:r>
       <w:r>
         <w:rPr>
@@ -2203,6 +2181,26 @@
       </w:pPr>
       <w:r>
         <w:rPr>
+          <w:rStyle w:val="eop"/>
+          <w:sz w:val="28"/>
+          <w:szCs w:val="28"/>
+        </w:rPr>
+        <w:t> </w:t>
+      </w:r>
+    </w:p>
+    <w:p>
+      <w:pPr>
+        <w:pStyle w:val="paragraph"/>
+        <w:spacing w:before="0" w:beforeAutospacing="0" w:after="0" w:afterAutospacing="0"/>
+        <w:textAlignment w:val="baseline"/>
+        <w:rPr>
+          <w:rStyle w:val="eop"/>
+          <w:sz w:val="28"/>
+          <w:szCs w:val="28"/>
+        </w:rPr>
+      </w:pPr>
+      <w:r>
+        <w:rPr>
           <w:rStyle w:val="normaltextrun"/>
           <w:b/>
           <w:bCs/>
@@ -2210,16 +2208,7 @@
           <w:szCs w:val="28"/>
           <w:lang w:val="vi-VN"/>
         </w:rPr>
-        <w:t>Improvements Suggested</w:t>
-      </w:r>
-      <w:r>
-        <w:rPr>
-          <w:rStyle w:val="normaltextrun"/>
-          <w:sz w:val="28"/>
-          <w:szCs w:val="28"/>
-          <w:lang w:val="vi-VN"/>
-        </w:rPr>
-        <w:t>: Adjust chair height and keep screen closer to eye level; maintain neutral wrist position.</w:t>
+        <w:t>Member 4: Minh Thao</w:t>
       </w:r>
       <w:r>
         <w:rPr>
@@ -2242,19 +2231,11 @@
       </w:pPr>
       <w:r>
         <w:rPr>
-          <w:rStyle w:val="eop"/>
-          <w:sz w:val="28"/>
-          <w:szCs w:val="28"/>
+          <w:noProof/>
         </w:rPr>
         <w:lastRenderedPageBreak/>
-        <w:t> </w:t>
-      </w:r>
-      <w:r>
-        <w:rPr>
-          <w:noProof/>
-        </w:rPr>
         <w:drawing>
-          <wp:inline distT="0" distB="0" distL="0" distR="0" wp14:anchorId="368AA37E" wp14:editId="726DE76F">
+          <wp:inline distT="0" distB="0" distL="0" distR="0" wp14:anchorId="6F0C2AA7" wp14:editId="40CD33E4">
             <wp:extent cx="5543550" cy="5143500"/>
             <wp:effectExtent l="0" t="0" r="0" b="0"/>
             <wp:docPr id="8" name="Picture 8"/>
@@ -2309,7 +2290,16 @@
           <w:szCs w:val="28"/>
           <w:lang w:val="vi-VN"/>
         </w:rPr>
-        <w:t>Member 4: Minh Thao</w:t>
+        <w:t>Observation:</w:t>
+      </w:r>
+      <w:r>
+        <w:rPr>
+          <w:rStyle w:val="normaltextrun"/>
+          <w:sz w:val="28"/>
+          <w:szCs w:val="28"/>
+          <w:lang w:val="vi-VN"/>
+        </w:rPr>
+        <w:t> The member is working at a home desk setup with a laptop. The desk is organized with books and personal items; posture is slightly bent forward.</w:t>
       </w:r>
       <w:r>
         <w:rPr>
@@ -2339,16 +2329,16 @@
           <w:szCs w:val="28"/>
           <w:lang w:val="vi-VN"/>
         </w:rPr>
-        <w:t>Observation:</w:t>
-      </w:r>
-      <w:r>
-        <w:rPr>
-          <w:rStyle w:val="normaltextrun"/>
-          <w:sz w:val="28"/>
-          <w:szCs w:val="28"/>
-          <w:lang w:val="vi-VN"/>
-        </w:rPr>
-        <w:t> The member is working at a home desk setup with a laptop. The desk is organized with books and personal items; posture is slightly bent forward.</w:t>
+        <w:t>Issues Identified</w:t>
+      </w:r>
+      <w:r>
+        <w:rPr>
+          <w:rStyle w:val="normaltextrun"/>
+          <w:sz w:val="28"/>
+          <w:szCs w:val="28"/>
+          <w:lang w:val="vi-VN"/>
+        </w:rPr>
+        <w:t>: Screen too low; potential eye strain due to close distance; clutter may reduce workspace efficiency.</w:t>
       </w:r>
       <w:r>
         <w:rPr>
@@ -2378,16 +2368,16 @@
           <w:szCs w:val="28"/>
           <w:lang w:val="vi-VN"/>
         </w:rPr>
-        <w:t>Issues Identified</w:t>
-      </w:r>
-      <w:r>
-        <w:rPr>
-          <w:rStyle w:val="normaltextrun"/>
-          <w:sz w:val="28"/>
-          <w:szCs w:val="28"/>
-          <w:lang w:val="vi-VN"/>
-        </w:rPr>
-        <w:t>: Screen too low; potential eye strain due to close distance; clutter may reduce workspace efficiency.</w:t>
+        <w:t>Improvements Suggested</w:t>
+      </w:r>
+      <w:r>
+        <w:rPr>
+          <w:rStyle w:val="normaltextrun"/>
+          <w:sz w:val="28"/>
+          <w:szCs w:val="28"/>
+          <w:lang w:val="vi-VN"/>
+        </w:rPr>
+        <w:t>: Raise laptop using a stand, maintain proper viewing distance (50–70 cm), and keep workspace more organized.</w:t>
       </w:r>
       <w:r>
         <w:rPr>
@@ -2410,6 +2400,26 @@
       </w:pPr>
       <w:r>
         <w:rPr>
+          <w:rStyle w:val="eop"/>
+          <w:sz w:val="28"/>
+          <w:szCs w:val="28"/>
+        </w:rPr>
+        <w:t> </w:t>
+      </w:r>
+    </w:p>
+    <w:p>
+      <w:pPr>
+        <w:pStyle w:val="paragraph"/>
+        <w:spacing w:before="0" w:beforeAutospacing="0" w:after="0" w:afterAutospacing="0"/>
+        <w:textAlignment w:val="baseline"/>
+        <w:rPr>
+          <w:rStyle w:val="eop"/>
+          <w:sz w:val="28"/>
+          <w:szCs w:val="28"/>
+        </w:rPr>
+      </w:pPr>
+      <w:r>
+        <w:rPr>
           <w:rStyle w:val="normaltextrun"/>
           <w:b/>
           <w:bCs/>
@@ -2417,16 +2427,7 @@
           <w:szCs w:val="28"/>
           <w:lang w:val="vi-VN"/>
         </w:rPr>
-        <w:t>Improvements Suggested</w:t>
-      </w:r>
-      <w:r>
-        <w:rPr>
-          <w:rStyle w:val="normaltextrun"/>
-          <w:sz w:val="28"/>
-          <w:szCs w:val="28"/>
-          <w:lang w:val="vi-VN"/>
-        </w:rPr>
-        <w:t>: Raise laptop using a stand, maintain proper viewing distance (50–70 cm), and keep workspace more organized.</w:t>
+        <w:t>Member 5: Bich Phuong</w:t>
       </w:r>
       <w:r>
         <w:rPr>
@@ -2449,19 +2450,11 @@
       </w:pPr>
       <w:r>
         <w:rPr>
-          <w:rStyle w:val="eop"/>
-          <w:sz w:val="28"/>
-          <w:szCs w:val="28"/>
+          <w:noProof/>
         </w:rPr>
         <w:lastRenderedPageBreak/>
-        <w:t> </w:t>
-      </w:r>
-      <w:r>
-        <w:rPr>
-          <w:noProof/>
-        </w:rPr>
         <w:drawing>
-          <wp:inline distT="0" distB="0" distL="0" distR="0" wp14:anchorId="73A38D16" wp14:editId="717F5D08">
+          <wp:inline distT="0" distB="0" distL="0" distR="0" wp14:anchorId="0CB39663" wp14:editId="609D1633">
             <wp:extent cx="3514725" cy="4219575"/>
             <wp:effectExtent l="0" t="0" r="9525" b="9525"/>
             <wp:docPr id="9" name="Picture 9"/>
@@ -2516,36 +2509,6 @@
           <w:szCs w:val="28"/>
           <w:lang w:val="vi-VN"/>
         </w:rPr>
-        <w:t>Member 5: Bich Phuong</w:t>
-      </w:r>
-      <w:r>
-        <w:rPr>
-          <w:rStyle w:val="eop"/>
-          <w:sz w:val="28"/>
-          <w:szCs w:val="28"/>
-        </w:rPr>
-        <w:t> </w:t>
-      </w:r>
-    </w:p>
-    <w:p>
-      <w:pPr>
-        <w:pStyle w:val="paragraph"/>
-        <w:spacing w:before="0" w:beforeAutospacing="0" w:after="0" w:afterAutospacing="0"/>
-        <w:textAlignment w:val="baseline"/>
-        <w:rPr>
-          <w:sz w:val="18"/>
-          <w:szCs w:val="18"/>
-        </w:rPr>
-      </w:pPr>
-      <w:r>
-        <w:rPr>
-          <w:rStyle w:val="normaltextrun"/>
-          <w:b/>
-          <w:bCs/>
-          <w:sz w:val="28"/>
-          <w:szCs w:val="28"/>
-          <w:lang w:val="vi-VN"/>
-        </w:rPr>
         <w:t>Observation:</w:t>
       </w:r>
       <w:r>
@@ -2926,7 +2889,6 @@
           <w:sz w:val="28"/>
           <w:szCs w:val="28"/>
         </w:rPr>
-        <w:lastRenderedPageBreak/>
         <w:t xml:space="preserve">Proper acknowledgment was maintained to avoid plagiarism </w:t>
       </w:r>
     </w:p>
@@ -2946,6 +2908,7 @@
           <w:sz w:val="28"/>
           <w:szCs w:val="28"/>
         </w:rPr>
+        <w:lastRenderedPageBreak/>
         <w:t xml:space="preserve">- </w:t>
       </w:r>
       <w:r>
@@ -3182,8 +3145,8 @@
 </file>
 
 <file path=word/numbering.xml><?xml version="1.0" encoding="utf-8"?>
-<w:numbering xmlns:wpc="http://schemas.microsoft.com/office/word/2010/wordprocessingCanvas" xmlns:mc="http://schemas.openxmlformats.org/markup-compatibility/2006" xmlns:o="urn:schemas-microsoft-com:office:office" xmlns:r="http://schemas.openxmlformats.org/officeDocument/2006/relationships" xmlns:m="http://schemas.openxmlformats.org/officeDocument/2006/math" xmlns:v="urn:schemas-microsoft-com:vml" xmlns:wp14="http://schemas.microsoft.com/office/word/2010/wordprocessingDrawing" xmlns:wp="http://schemas.openxmlformats.org/drawingml/2006/wordprocessingDrawing" xmlns:w10="urn:schemas-microsoft-com:office:word" xmlns:w="http://schemas.openxmlformats.org/wordprocessingml/2006/main" xmlns:w14="http://schemas.microsoft.com/office/word/2010/wordml" xmlns:w15="http://schemas.microsoft.com/office/word/2012/wordml" xmlns:wpg="http://schemas.microsoft.com/office/word/2010/wordprocessingGroup" xmlns:wpi="http://schemas.microsoft.com/office/word/2010/wordprocessingInk" xmlns:wne="http://schemas.microsoft.com/office/word/2006/wordml" xmlns:wps="http://schemas.microsoft.com/office/word/2010/wordprocessingShape" mc:Ignorable="w14 w15 wp14">
-  <w:abstractNum w:abstractNumId="0">
+<w:numbering xmlns:wpc="http://schemas.microsoft.com/office/word/2010/wordprocessingCanvas" xmlns:cx="http://schemas.microsoft.com/office/drawing/2014/chartex" xmlns:mc="http://schemas.openxmlformats.org/markup-compatibility/2006" xmlns:o="urn:schemas-microsoft-com:office:office" xmlns:r="http://schemas.openxmlformats.org/officeDocument/2006/relationships" xmlns:m="http://schemas.openxmlformats.org/officeDocument/2006/math" xmlns:v="urn:schemas-microsoft-com:vml" xmlns:wp14="http://schemas.microsoft.com/office/word/2010/wordprocessingDrawing" xmlns:wp="http://schemas.openxmlformats.org/drawingml/2006/wordprocessingDrawing" xmlns:w10="urn:schemas-microsoft-com:office:word" xmlns:w="http://schemas.openxmlformats.org/wordprocessingml/2006/main" xmlns:w14="http://schemas.microsoft.com/office/word/2010/wordml" xmlns:w15="http://schemas.microsoft.com/office/word/2012/wordml" xmlns:w16se="http://schemas.microsoft.com/office/word/2015/wordml/symex" xmlns:wpg="http://schemas.microsoft.com/office/word/2010/wordprocessingGroup" xmlns:wpi="http://schemas.microsoft.com/office/word/2010/wordprocessingInk" xmlns:wne="http://schemas.microsoft.com/office/word/2006/wordml" xmlns:wps="http://schemas.microsoft.com/office/word/2010/wordprocessingShape" mc:Ignorable="w14 w15 w16se wp14">
+  <w:abstractNum w:abstractNumId="0" w15:restartNumberingAfterBreak="0">
     <w:nsid w:val="0399270B"/>
     <w:multiLevelType w:val="multilevel"/>
     <w:tmpl w:val="F7A289AA"/>
@@ -3296,7 +3259,7 @@
       </w:rPr>
     </w:lvl>
   </w:abstractNum>
-  <w:abstractNum w:abstractNumId="1">
+  <w:abstractNum w:abstractNumId="1" w15:restartNumberingAfterBreak="0">
     <w:nsid w:val="120A3DB6"/>
     <w:multiLevelType w:val="multilevel"/>
     <w:tmpl w:val="4E52046A"/>
@@ -3445,7 +3408,7 @@
       </w:rPr>
     </w:lvl>
   </w:abstractNum>
-  <w:abstractNum w:abstractNumId="2">
+  <w:abstractNum w:abstractNumId="2" w15:restartNumberingAfterBreak="0">
     <w:nsid w:val="14E3005A"/>
     <w:multiLevelType w:val="hybridMultilevel"/>
     <w:tmpl w:val="9F3EC00E"/>
@@ -3535,7 +3498,7 @@
       </w:pPr>
     </w:lvl>
   </w:abstractNum>
-  <w:abstractNum w:abstractNumId="3">
+  <w:abstractNum w:abstractNumId="3" w15:restartNumberingAfterBreak="0">
     <w:nsid w:val="23744029"/>
     <w:multiLevelType w:val="multilevel"/>
     <w:tmpl w:val="4A60D9EA"/>
@@ -3684,7 +3647,7 @@
       </w:rPr>
     </w:lvl>
   </w:abstractNum>
-  <w:abstractNum w:abstractNumId="4">
+  <w:abstractNum w:abstractNumId="4" w15:restartNumberingAfterBreak="0">
     <w:nsid w:val="29073CAE"/>
     <w:multiLevelType w:val="multilevel"/>
     <w:tmpl w:val="4240FFE2"/>
@@ -3833,7 +3796,7 @@
       </w:rPr>
     </w:lvl>
   </w:abstractNum>
-  <w:abstractNum w:abstractNumId="5">
+  <w:abstractNum w:abstractNumId="5" w15:restartNumberingAfterBreak="0">
     <w:nsid w:val="2E3E3C2E"/>
     <w:multiLevelType w:val="multilevel"/>
     <w:tmpl w:val="06508692"/>
@@ -3982,7 +3945,7 @@
       </w:rPr>
     </w:lvl>
   </w:abstractNum>
-  <w:abstractNum w:abstractNumId="6">
+  <w:abstractNum w:abstractNumId="6" w15:restartNumberingAfterBreak="0">
     <w:nsid w:val="321F1409"/>
     <w:multiLevelType w:val="multilevel"/>
     <w:tmpl w:val="9E2EF288"/>
@@ -4131,7 +4094,7 @@
       </w:rPr>
     </w:lvl>
   </w:abstractNum>
-  <w:abstractNum w:abstractNumId="7">
+  <w:abstractNum w:abstractNumId="7" w15:restartNumberingAfterBreak="0">
     <w:nsid w:val="3BBA1FC8"/>
     <w:multiLevelType w:val="hybridMultilevel"/>
     <w:tmpl w:val="4404B5E8"/>
@@ -4220,7 +4183,7 @@
       </w:pPr>
     </w:lvl>
   </w:abstractNum>
-  <w:abstractNum w:abstractNumId="8">
+  <w:abstractNum w:abstractNumId="8" w15:restartNumberingAfterBreak="0">
     <w:nsid w:val="5094020F"/>
     <w:multiLevelType w:val="hybridMultilevel"/>
     <w:tmpl w:val="00E6C1AA"/>
@@ -4310,7 +4273,7 @@
       </w:pPr>
     </w:lvl>
   </w:abstractNum>
-  <w:abstractNum w:abstractNumId="9">
+  <w:abstractNum w:abstractNumId="9" w15:restartNumberingAfterBreak="0">
     <w:nsid w:val="517D618B"/>
     <w:multiLevelType w:val="multilevel"/>
     <w:tmpl w:val="DB6EC0DC"/>
@@ -4459,7 +4422,7 @@
       </w:rPr>
     </w:lvl>
   </w:abstractNum>
-  <w:abstractNum w:abstractNumId="10">
+  <w:abstractNum w:abstractNumId="10" w15:restartNumberingAfterBreak="0">
     <w:nsid w:val="5533562C"/>
     <w:multiLevelType w:val="multilevel"/>
     <w:tmpl w:val="3F0E7E28"/>
@@ -4608,7 +4571,7 @@
       </w:rPr>
     </w:lvl>
   </w:abstractNum>
-  <w:abstractNum w:abstractNumId="11">
+  <w:abstractNum w:abstractNumId="11" w15:restartNumberingAfterBreak="0">
     <w:nsid w:val="5A390CCF"/>
     <w:multiLevelType w:val="hybridMultilevel"/>
     <w:tmpl w:val="28B03C3E"/>
@@ -4698,7 +4661,7 @@
       </w:pPr>
     </w:lvl>
   </w:abstractNum>
-  <w:abstractNum w:abstractNumId="12">
+  <w:abstractNum w:abstractNumId="12" w15:restartNumberingAfterBreak="0">
     <w:nsid w:val="5CFA290A"/>
     <w:multiLevelType w:val="multilevel"/>
     <w:tmpl w:val="1C1CE05E"/>
@@ -4847,7 +4810,7 @@
       </w:rPr>
     </w:lvl>
   </w:abstractNum>
-  <w:abstractNum w:abstractNumId="13">
+  <w:abstractNum w:abstractNumId="13" w15:restartNumberingAfterBreak="0">
     <w:nsid w:val="5D6D62CC"/>
     <w:multiLevelType w:val="multilevel"/>
     <w:tmpl w:val="E774FDD4"/>
@@ -4996,7 +4959,7 @@
       </w:rPr>
     </w:lvl>
   </w:abstractNum>
-  <w:abstractNum w:abstractNumId="14">
+  <w:abstractNum w:abstractNumId="14" w15:restartNumberingAfterBreak="0">
     <w:nsid w:val="5EAD59E2"/>
     <w:multiLevelType w:val="multilevel"/>
     <w:tmpl w:val="E0106F78"/>
@@ -5145,7 +5108,7 @@
       </w:rPr>
     </w:lvl>
   </w:abstractNum>
-  <w:abstractNum w:abstractNumId="15">
+  <w:abstractNum w:abstractNumId="15" w15:restartNumberingAfterBreak="0">
     <w:nsid w:val="6B8A4920"/>
     <w:multiLevelType w:val="multilevel"/>
     <w:tmpl w:val="4D16B644"/>
@@ -5258,7 +5221,7 @@
       </w:rPr>
     </w:lvl>
   </w:abstractNum>
-  <w:abstractNum w:abstractNumId="16">
+  <w:abstractNum w:abstractNumId="16" w15:restartNumberingAfterBreak="0">
     <w:nsid w:val="6E5D245F"/>
     <w:multiLevelType w:val="hybridMultilevel"/>
     <w:tmpl w:val="D3A4E20C"/>
@@ -5347,7 +5310,7 @@
       </w:pPr>
     </w:lvl>
   </w:abstractNum>
-  <w:abstractNum w:abstractNumId="17">
+  <w:abstractNum w:abstractNumId="17" w15:restartNumberingAfterBreak="0">
     <w:nsid w:val="75825CA0"/>
     <w:multiLevelType w:val="hybridMultilevel"/>
     <w:tmpl w:val="41D0133A"/>
@@ -5518,7 +5481,7 @@
 </file>
 
 <file path=word/styles.xml><?xml version="1.0" encoding="utf-8"?>
-<w:styles xmlns:mc="http://schemas.openxmlformats.org/markup-compatibility/2006" xmlns:r="http://schemas.openxmlformats.org/officeDocument/2006/relationships" xmlns:w="http://schemas.openxmlformats.org/wordprocessingml/2006/main" xmlns:w14="http://schemas.microsoft.com/office/word/2010/wordml" xmlns:w15="http://schemas.microsoft.com/office/word/2012/wordml" mc:Ignorable="w14 w15">
+<w:styles xmlns:mc="http://schemas.openxmlformats.org/markup-compatibility/2006" xmlns:r="http://schemas.openxmlformats.org/officeDocument/2006/relationships" xmlns:w="http://schemas.openxmlformats.org/wordprocessingml/2006/main" xmlns:w14="http://schemas.microsoft.com/office/word/2010/wordml" xmlns:w15="http://schemas.microsoft.com/office/word/2012/wordml" xmlns:w16se="http://schemas.microsoft.com/office/word/2015/wordml/symex" mc:Ignorable="w14 w15 w16se">
   <w:docDefaults>
     <w:rPrDefault>
       <w:rPr>

--- a/Security And Ergonomic Settings.docx
+++ b/Security And Ergonomic Settings.docx
@@ -114,16 +114,7 @@
           <w:sz w:val="28"/>
           <w:szCs w:val="28"/>
         </w:rPr>
-        <w:t>In the context of modern digital collaboration, teams often rely heavily on online platforms such as cloud storage systems, version control tools, and communication applications. While these technologies increase productivity and convenience, they also introduce potential risks related to data</w:t>
-      </w:r>
-      <w:bookmarkStart w:id="0" w:name="_GoBack"/>
-      <w:bookmarkEnd w:id="0"/>
-      <w:r>
-        <w:rPr>
-          <w:sz w:val="28"/>
-          <w:szCs w:val="28"/>
-        </w:rPr>
-        <w:t xml:space="preserve"> breaches, unauthorized access, and misuse of information. Therefore, implementing robust security measures is essential to protect both individual and team data.</w:t>
+        <w:t>In the context of modern digital collaboration, teams often rely heavily on online platforms such as cloud storage systems, version control tools, and communication applications. While these technologies increase productivity and convenience, they also introduce potential risks related to data breaches, unauthorized access, and misuse of information. Therefore, implementing robust security measures is essential to protect both individual and team data.</w:t>
       </w:r>
     </w:p>
     <w:p>
@@ -3010,6 +3001,8 @@
         </w:rPr>
         <w:t>Supports collaborative problem-solving</w:t>
       </w:r>
+      <w:bookmarkStart w:id="0" w:name="_GoBack"/>
+      <w:bookmarkEnd w:id="0"/>
     </w:p>
     <w:p>
       <w:pPr>
@@ -3062,7 +3055,7 @@
           <w:sz w:val="28"/>
           <w:szCs w:val="28"/>
         </w:rPr>
-        <w:t>In conclusion, the integration of security measures, ethical practices, and digital health principles is essential for the success of the Digital Team Hub project. The implementation of 2FA and strict password policies significantly strengthens data protection and minimizes cybersecurity risks.</w:t>
+        <w:t>In conclusion, the success of the Digital Team Hub project relies on a strong foundation that combines robust security, ethical responsibility, and digital well-being. The adoption of two-factor authentication (2FA) alongside strict password policies plays a crucial role in safeguarding data and reducing cybersecurity risks.</w:t>
       </w:r>
     </w:p>
     <w:p>
@@ -3078,24 +3071,29 @@
           <w:sz w:val="28"/>
           <w:szCs w:val="28"/>
         </w:rPr>
-        <w:t>At the same time, the responsible use of AI ensures that technological tools are applied ethically and effectively, supporting both learning and productivity. Meanwhile, attention to ergonomics helps maintain physical well-being, reduce fatigue, and improve overall work performance.</w:t>
+        <w:t>Equally important is the responsible use of AI, ensuring that technological tools are applied in a transparent, ethical, and effective manner to enhance both learning and productivity. In parallel, a focus on ergonomics supports physical health, minimizes fatigue, and contributes to better overall performance.</w:t>
       </w:r>
     </w:p>
     <w:p>
       <w:pPr>
         <w:pStyle w:val="NormalWeb"/>
-        <w:rPr>
-          <w:sz w:val="28"/>
-          <w:szCs w:val="28"/>
-        </w:rPr>
-      </w:pPr>
-      <w:r>
-        <w:rPr>
-          <w:sz w:val="28"/>
-          <w:szCs w:val="28"/>
-        </w:rPr>
-        <w:t>These combined efforts create a well-balanced working environment where team members feel secure, supported, and motivated. As a result, collaboration becomes more effective, productivity increases, and the project achieves sustainable long-term success.</w:t>
-      </w:r>
+      </w:pPr>
+      <w:r>
+        <w:rPr>
+          <w:sz w:val="28"/>
+          <w:szCs w:val="28"/>
+        </w:rPr>
+        <w:t>Together, these elements foster a balanced and supportive working environment where team members feel secure, empowered, and motivated. This not only strengthens collaboration and boosts productivity but also drives the project toward sustainable, long-term success.</w:t>
+      </w:r>
+    </w:p>
+    <w:p>
+      <w:pPr>
+        <w:pStyle w:val="NormalWeb"/>
+        <w:rPr>
+          <w:sz w:val="28"/>
+          <w:szCs w:val="28"/>
+        </w:rPr>
+      </w:pPr>
     </w:p>
     <w:p>
       <w:pPr>
@@ -6021,7 +6019,6 @@
     <w:name w:val="Normal (Web)"/>
     <w:basedOn w:val="Normal"/>
     <w:uiPriority w:val="99"/>
-    <w:semiHidden/>
     <w:unhideWhenUsed/>
     <w:rsid w:val="00311751"/>
     <w:pPr>

--- a/Security And Ergonomic Settings.docx
+++ b/Security And Ergonomic Settings.docx
@@ -85,90 +85,94 @@
     </w:p>
     <w:p>
       <w:pPr>
-        <w:pStyle w:val="paragraph"/>
-        <w:textAlignment w:val="baseline"/>
-        <w:rPr>
-          <w:sz w:val="28"/>
-          <w:szCs w:val="28"/>
-        </w:rPr>
-      </w:pPr>
-      <w:r>
-        <w:rPr>
-          <w:sz w:val="28"/>
-          <w:szCs w:val="28"/>
-        </w:rPr>
-        <w:t>This section presents a detailed explanation of the implementation of security measures, ethical considerations, and digital health practices within the Digital Team Hub project. Beyond simply describing the applied methods, this section aims to highlight their importance in ensuring a safe, responsible, and efficient collaborative environment for all team members.</w:t>
-      </w:r>
-    </w:p>
-    <w:p>
-      <w:pPr>
-        <w:pStyle w:val="paragraph"/>
-        <w:textAlignment w:val="baseline"/>
-        <w:rPr>
-          <w:sz w:val="28"/>
-          <w:szCs w:val="28"/>
-        </w:rPr>
-      </w:pPr>
-      <w:r>
-        <w:rPr>
-          <w:sz w:val="28"/>
-          <w:szCs w:val="28"/>
-        </w:rPr>
-        <w:t>In the context of modern digital collaboration, teams often rely heavily on online platforms such as cloud storage systems, version control tools, and communication applications. While these technologies increase productivity and convenience, they also introduce potential risks related to data breaches, unauthorized access, and misuse of information. Therefore, implementing robust security measures is essential to protect both individual and team data.</w:t>
-      </w:r>
-    </w:p>
-    <w:p>
-      <w:pPr>
-        <w:pStyle w:val="paragraph"/>
-        <w:textAlignment w:val="baseline"/>
-        <w:rPr>
-          <w:sz w:val="28"/>
-          <w:szCs w:val="28"/>
-        </w:rPr>
-      </w:pPr>
-      <w:r>
-        <w:rPr>
-          <w:sz w:val="28"/>
-          <w:szCs w:val="28"/>
-        </w:rPr>
-        <w:t>In addition to security, ethical considerations play a vital role in maintaining trust and accountability. The use of digital tools, particularly Artificial Intelligence (AI), must be conducted responsibly, ensuring that outputs are accurate, transparent, and do not violate academic integrity or intellectual property rights.</w:t>
-      </w:r>
-    </w:p>
-    <w:p>
-      <w:pPr>
-        <w:pStyle w:val="paragraph"/>
-        <w:textAlignment w:val="baseline"/>
-        <w:rPr>
-          <w:sz w:val="28"/>
-          <w:szCs w:val="28"/>
-        </w:rPr>
-      </w:pPr>
-      <w:r>
-        <w:rPr>
-          <w:sz w:val="28"/>
-          <w:szCs w:val="28"/>
-        </w:rPr>
-        <w:t>Furthermore, digital health—especially ergonomics—is an increasingly important aspect of working in technology-based environments. Prolonged screen time and improper workstation setups can negatively impact physical health, leading to issues such as eye strain, musculoskeletal disorders, and decreased productivity.</w:t>
-      </w:r>
-    </w:p>
-    <w:p>
-      <w:pPr>
-        <w:pStyle w:val="paragraph"/>
-        <w:spacing w:before="0" w:beforeAutospacing="0" w:after="0" w:afterAutospacing="0"/>
-        <w:textAlignment w:val="baseline"/>
-        <w:rPr>
-          <w:sz w:val="28"/>
-          <w:szCs w:val="28"/>
-        </w:rPr>
-      </w:pPr>
-      <w:r>
-        <w:rPr>
-          <w:sz w:val="28"/>
-          <w:szCs w:val="28"/>
-        </w:rPr>
-        <w:t>By integrating these three pillars—security, ethics, and digital health—the Digital Team Hub project aims to create a balanced environment where team members can collaborate effectively while maintaining both safety and well-being.</w:t>
-      </w:r>
-    </w:p>
+        <w:pStyle w:val="NormalWeb"/>
+        <w:rPr>
+          <w:sz w:val="28"/>
+          <w:szCs w:val="28"/>
+        </w:rPr>
+      </w:pPr>
+      <w:bookmarkStart w:id="0" w:name="_GoBack"/>
+      <w:r>
+        <w:rPr>
+          <w:sz w:val="28"/>
+          <w:szCs w:val="28"/>
+        </w:rPr>
+        <w:t xml:space="preserve"> </w:t>
+      </w:r>
+      <w:r>
+        <w:rPr>
+          <w:sz w:val="28"/>
+          <w:szCs w:val="28"/>
+        </w:rPr>
+        <w:t>This section provides a comprehensive overview of how security measures, ethical principles, and digital health practices are implemented within the Digital Team Hub project. Rather than merely outlining the methods used, it emphasizes their critical role in fostering a safe, responsible, and highly efficient collaborative environment for all team members.</w:t>
+      </w:r>
+    </w:p>
+    <w:p>
+      <w:pPr>
+        <w:pStyle w:val="NormalWeb"/>
+        <w:rPr>
+          <w:sz w:val="28"/>
+          <w:szCs w:val="28"/>
+        </w:rPr>
+      </w:pPr>
+      <w:r>
+        <w:rPr>
+          <w:sz w:val="28"/>
+          <w:szCs w:val="28"/>
+        </w:rPr>
+        <w:t>In today’s digital landscape, teamwork is deeply dependent on online platforms such as cloud storage, version control systems, and communication tools. While these technologies greatly enhance productivity and convenience, they also introduce significant risks, including data breaches, unauthorized access, and the misuse of sensitive information. For this reason, the adoption of robust security measures is essential to safeguard both individual and collective data assets.</w:t>
+      </w:r>
+    </w:p>
+    <w:p>
+      <w:pPr>
+        <w:pStyle w:val="NormalWeb"/>
+        <w:rPr>
+          <w:sz w:val="28"/>
+          <w:szCs w:val="28"/>
+        </w:rPr>
+      </w:pPr>
+      <w:r>
+        <w:rPr>
+          <w:sz w:val="28"/>
+          <w:szCs w:val="28"/>
+        </w:rPr>
+        <w:t>Beyond security, ethical considerations are fundamental in building trust and ensuring accountability. The use of digital technologies—especially Artificial Intelligence (AI)—must be approached with responsibility and transparency. This includes ensuring the accuracy of outputs, respecting intellectual property, and upholding academic integrity in all forms of work.</w:t>
+      </w:r>
+    </w:p>
+    <w:p>
+      <w:pPr>
+        <w:pStyle w:val="NormalWeb"/>
+        <w:rPr>
+          <w:sz w:val="28"/>
+          <w:szCs w:val="28"/>
+        </w:rPr>
+      </w:pPr>
+      <w:r>
+        <w:rPr>
+          <w:sz w:val="28"/>
+          <w:szCs w:val="28"/>
+        </w:rPr>
+        <w:t>Equally important is the aspect of digital health, particularly ergonomics. As team members spend extended periods working in front of screens, poor posture and inadequate workstation setups can lead to physical strain, fatigue, and long-term health issues. Addressing these concerns is vital to maintaining both well-being and sustained productivity.</w:t>
+      </w:r>
+    </w:p>
+    <w:p>
+      <w:pPr>
+        <w:pStyle w:val="NormalWeb"/>
+        <w:rPr>
+          <w:sz w:val="28"/>
+          <w:szCs w:val="28"/>
+        </w:rPr>
+      </w:pPr>
+      <w:r>
+        <w:rPr>
+          <w:sz w:val="28"/>
+          <w:szCs w:val="28"/>
+        </w:rPr>
+        <w:t>By integrating these three core pillars—security, ethics, and digital health—the Digital Team Hub project establishes a well-rounded and supportive working environment. This holistic approach not only enhances collaboration and efficiency but also ensures that team members remain safe, responsible, and healthy throughout the project lifecycle.</w:t>
+      </w:r>
+    </w:p>
+    <w:bookmarkEnd w:id="0"/>
+    <w:p/>
     <w:p>
       <w:pPr>
         <w:pStyle w:val="Heading1"/>
@@ -302,6 +306,7 @@
           <w:szCs w:val="28"/>
           <w:lang w:val="vi-VN"/>
         </w:rPr>
+        <w:lastRenderedPageBreak/>
         <w:t>This additional layer of protection is particularly important in team-based projects where multiple users access shared platforms. Even if a password is compromised through phishing or weak security practices, unauthorized access can still be prevented through 2FA.</w:t>
       </w:r>
     </w:p>
@@ -352,7 +357,6 @@
           <w:sz w:val="28"/>
           <w:szCs w:val="28"/>
         </w:rPr>
-        <w:lastRenderedPageBreak/>
         <w:t>Navigate to the account security settings of the platform (e.g., GitHub, Google).</w:t>
       </w:r>
     </w:p>
@@ -3001,8 +3005,6 @@
         </w:rPr>
         <w:t>Supports collaborative problem-solving</w:t>
       </w:r>
-      <w:bookmarkStart w:id="0" w:name="_GoBack"/>
-      <w:bookmarkEnd w:id="0"/>
     </w:p>
     <w:p>
       <w:pPr>
